--- a/相关文件/3、失眠.docx
+++ b/相关文件/3、失眠.docx
@@ -5036,6 +5036,7 @@
     <w:p>
       <w:pPr>
         <w:numPr>
+          <w:ilvl w:val="0"/>
           <w:numId w:val="0"/>
         </w:numPr>
         <w:rPr>
@@ -6384,6 +6385,7 @@
       <w:pPr>
         <w:widowControl w:val="0"/>
         <w:numPr>
+          <w:ilvl w:val="0"/>
           <w:numId w:val="0"/>
         </w:numPr>
         <w:jc w:val="both"/>
@@ -7694,6 +7696,7 @@
     <w:p>
       <w:pPr>
         <w:numPr>
+          <w:ilvl w:val="0"/>
           <w:numId w:val="0"/>
         </w:numPr>
         <w:ind w:leftChars="0"/>
@@ -8239,6 +8242,8 @@
         </w:rPr>
         <w:t>回答如下：</w:t>
       </w:r>
+      <w:bookmarkStart w:id="0" w:name="_GoBack"/>
+      <w:bookmarkEnd w:id="0"/>
     </w:p>
     <w:p>
       <w:pPr>
@@ -8396,6 +8401,7 @@
     <w:p>
       <w:pPr>
         <w:numPr>
+          <w:ilvl w:val="0"/>
           <w:numId w:val="0"/>
         </w:numPr>
         <w:ind w:leftChars="0"/>
@@ -11515,6 +11521,7 @@
     <w:p>
       <w:pPr>
         <w:numPr>
+          <w:ilvl w:val="0"/>
           <w:numId w:val="0"/>
         </w:numPr>
         <w:rPr>
@@ -11526,8 +11533,6 @@
           <w:lang w:val="en-US" w:eastAsia="zh-CN"/>
         </w:rPr>
       </w:pPr>
-      <w:bookmarkStart w:id="0" w:name="_GoBack"/>
-      <w:bookmarkEnd w:id="0"/>
     </w:p>
     <w:p>
       <w:pPr>
